--- a/downloads/documents/05 Materials/Unit 04/Slides/Slides 04.02 - Home Safety Hunt and Emergency Plans.docx
+++ b/downloads/documents/05 Materials/Unit 04/Slides/Slides 04.02 - Home Safety Hunt and Emergency Plans.docx
@@ -17,7 +17,7 @@
         <w:pStyle w:val="FirstParagraph"/>
       </w:pPr>
       <w:r>
-        <w:t xml:space="preserve">Slide outline for Lesson 4.2. Fourteen slides, one day. The six room slides are the review slides before the Home Safety and Conservation Quiz.</w:t>
+        <w:t xml:space="preserve">Slide outline for Lesson 4.2. Fourteen slides, one day. The room slides (3 to 7, six rooms) are the review slides before the Home Safety and Conservation Quiz.</w:t>
       </w:r>
     </w:p>
     <w:p>

--- a/downloads/documents/05 Materials/Unit 04/Slides/Slides 04.02 - Home Safety Hunt and Emergency Plans.docx
+++ b/downloads/documents/05 Materials/Unit 04/Slides/Slides 04.02 - Home Safety Hunt and Emergency Plans.docx
@@ -681,7 +681,7 @@
         <w:pStyle w:val="Compact"/>
       </w:pPr>
       <w:r>
-        <w:t xml:space="preserve">Highlight every hazard, then table it: room, type, one fix</w:t>
+        <w:t xml:space="preserve">Highlight every hazard, then put it in the table: room, type, one fix</w:t>
       </w:r>
     </w:p>
     <w:p>
@@ -693,7 +693,7 @@
         <w:pStyle w:val="Compact"/>
       </w:pPr>
       <w:r>
-        <w:t xml:space="preserve">Fifteen are hidden</w:t>
+        <w:t xml:space="preserve">Your table holds fifteen. More than fifteen are hidden, so keep hunting until it is full</w:t>
       </w:r>
     </w:p>
     <w:p>
